--- a/Volume 1/Chapter 02 - Language Fundamentals/SPA_Vol1_Ch2_Lesson2_9_Structs_Classes.docx
+++ b/Volume 1/Chapter 02 - Language Fundamentals/SPA_Vol1_Ch2_Lesson2_9_Structs_Classes.docx
@@ -827,7 +827,7 @@
         <w:keepNext/>
       </w:pPr>
       <w:r>
-        <w:t>Save each source and supporting file from this lesson into the matching path in the project layout. As in Chapter 1, notepad .\c\basic_record.c creates and opens one: choose Yes, type the file, save it with Ctrl+S, and close Notepad. Then install the TypeScript compiler for this project.</w:t>
+        <w:t>Next, let the tools create each project's settings file. Remember, -o names the project folder; you replace the starter Program.cs with this lesson's code in the C# section. Remember, go.mod makes the folder a module; its go line shows the Go version you have installed.</w:t>
       </w:r>
     </w:p>
     <w:p>
@@ -838,9 +838,298 @@
     <w:p>
       <w:pPr>
         <w:pStyle w:val="CommandBlock"/>
-      </w:pPr>
-      <w:r>
-        <w:t>npm --prefix .\typescript install --ignore-scripts --no-audit --no-fund</w:t>
+        <w:keepNext/>
+      </w:pPr>
+      <w:r>
+        <w:t>dotnet new console -o .\csharp\BasicRecord</w:t>
+      </w:r>
+    </w:p>
+    <w:p>
+      <w:pPr>
+        <w:pStyle w:val="CommandBlock"/>
+        <w:keepNext/>
+      </w:pPr>
+      <w:r>
+        <w:t>dotnet new console -o .\csharp\Record</w:t>
+      </w:r>
+    </w:p>
+    <w:p>
+      <w:pPr>
+        <w:pStyle w:val="CommandBlock"/>
+      </w:pPr>
+      <w:r>
+        <w:t>go -C .\go mod init example.com/record</w:t>
+      </w:r>
+    </w:p>
+    <w:p>
+      <w:pPr>
+        <w:keepNext/>
+      </w:pPr>
+    </w:p>
+    <w:p>
+      <w:pPr>
+        <w:keepNext/>
+      </w:pPr>
+      <w:r>
+        <w:t>Then make the TypeScript project's package.json. Remember, npm init -y, npm pkg, then npm install, inside .\typescript: Push-Location moves into it and Pop-Location moves back to lesson-2.9.</w:t>
+      </w:r>
+    </w:p>
+    <w:p>
+      <w:pPr>
+        <w:keepNext/>
+      </w:pPr>
+    </w:p>
+    <w:p>
+      <w:pPr>
+        <w:pStyle w:val="CommandBlock"/>
+        <w:keepNext/>
+      </w:pPr>
+      <w:r>
+        <w:t>Push-Location .\typescript</w:t>
+      </w:r>
+    </w:p>
+    <w:p>
+      <w:pPr>
+        <w:pStyle w:val="CommandBlock"/>
+        <w:keepNext/>
+      </w:pPr>
+      <w:r>
+        <w:t>npm init -y</w:t>
+      </w:r>
+    </w:p>
+    <w:p>
+      <w:pPr>
+        <w:pStyle w:val="CommandBlock"/>
+        <w:keepNext/>
+      </w:pPr>
+      <w:r>
+        <w:t>npm pkg set name=record-typescript type=module</w:t>
+      </w:r>
+    </w:p>
+    <w:p>
+      <w:pPr>
+        <w:pStyle w:val="CommandBlock"/>
+        <w:keepNext/>
+      </w:pPr>
+      <w:r>
+        <w:t>npm pkg set private=true --json</w:t>
+      </w:r>
+    </w:p>
+    <w:p>
+      <w:pPr>
+        <w:pStyle w:val="CommandBlock"/>
+        <w:keepNext/>
+      </w:pPr>
+      <w:r>
+        <w:t>npm pkg set "scripts.check=tsc --noEmit" "scripts.build=tsc --noEmitOnError"</w:t>
+      </w:r>
+    </w:p>
+    <w:p>
+      <w:pPr>
+        <w:pStyle w:val="CommandBlock"/>
+        <w:keepNext/>
+      </w:pPr>
+      <w:r>
+        <w:t>npm pkg delete version description main keywords author license scripts.test</w:t>
+      </w:r>
+    </w:p>
+    <w:p>
+      <w:pPr>
+        <w:pStyle w:val="CommandBlock"/>
+        <w:keepNext/>
+      </w:pPr>
+      <w:r>
+        <w:t>npm install --save-dev --save-exact typescript@7.0.2 @types/node@24.13.5 `</w:t>
+      </w:r>
+    </w:p>
+    <w:p>
+      <w:pPr>
+        <w:pStyle w:val="CommandBlock"/>
+        <w:keepNext/>
+      </w:pPr>
+      <w:r>
+        <w:t xml:space="preserve">    --ignore-scripts --no-audit --no-fund</w:t>
+      </w:r>
+    </w:p>
+    <w:p>
+      <w:pPr>
+        <w:pStyle w:val="CommandBlock"/>
+      </w:pPr>
+      <w:r>
+        <w:t>Pop-Location</w:t>
+      </w:r>
+    </w:p>
+    <w:p>
+      <w:pPr>
+        <w:keepNext/>
+      </w:pPr>
+    </w:p>
+    <w:p>
+      <w:r>
+        <w:t>Then type the TypeScript compiler settings. As in Chapter 1, notepad .\typescript\tsconfig.json creates and opens the file: choose Yes, type the file, save it with Ctrl+S, and close Notepad.</w:t>
+      </w:r>
+    </w:p>
+    <w:p>
+      <w:pPr>
+        <w:keepNext/>
+      </w:pPr>
+    </w:p>
+    <w:p>
+      <w:pPr>
+        <w:pStyle w:val="Heading3"/>
+      </w:pPr>
+      <w:r>
+        <w:t>typescript/tsconfig.json</w:t>
+      </w:r>
+    </w:p>
+    <w:p>
+      <w:pPr>
+        <w:pStyle w:val="SourceCode"/>
+        <w:keepNext/>
+      </w:pPr>
+      <w:r>
+        <w:t>{</w:t>
+      </w:r>
+    </w:p>
+    <w:p>
+      <w:pPr>
+        <w:pStyle w:val="SourceCode"/>
+        <w:keepNext/>
+      </w:pPr>
+      <w:r>
+        <w:t xml:space="preserve">  "compilerOptions": {</w:t>
+      </w:r>
+    </w:p>
+    <w:p>
+      <w:pPr>
+        <w:pStyle w:val="SourceCode"/>
+      </w:pPr>
+      <w:r>
+        <w:t xml:space="preserve">    "target": "ES2022",</w:t>
+      </w:r>
+    </w:p>
+    <w:p>
+      <w:pPr>
+        <w:pStyle w:val="SourceCode"/>
+      </w:pPr>
+      <w:r>
+        <w:t xml:space="preserve">    "module": "NodeNext",</w:t>
+      </w:r>
+    </w:p>
+    <w:p>
+      <w:pPr>
+        <w:pStyle w:val="SourceCode"/>
+      </w:pPr>
+      <w:r>
+        <w:t xml:space="preserve">    "moduleResolution": "NodeNext",</w:t>
+      </w:r>
+    </w:p>
+    <w:p>
+      <w:pPr>
+        <w:pStyle w:val="SourceCode"/>
+      </w:pPr>
+      <w:r>
+        <w:t xml:space="preserve">    "rootDir": "src",</w:t>
+      </w:r>
+    </w:p>
+    <w:p>
+      <w:pPr>
+        <w:pStyle w:val="SourceCode"/>
+      </w:pPr>
+      <w:r>
+        <w:t xml:space="preserve">    "outDir": "dist",</w:t>
+      </w:r>
+    </w:p>
+    <w:p>
+      <w:pPr>
+        <w:pStyle w:val="SourceCode"/>
+      </w:pPr>
+      <w:r>
+        <w:t xml:space="preserve">    "strict": true,</w:t>
+      </w:r>
+    </w:p>
+    <w:p>
+      <w:pPr>
+        <w:pStyle w:val="SourceCode"/>
+      </w:pPr>
+      <w:r>
+        <w:t xml:space="preserve">    "types": [</w:t>
+      </w:r>
+    </w:p>
+    <w:p>
+      <w:pPr>
+        <w:pStyle w:val="SourceCode"/>
+      </w:pPr>
+      <w:r>
+        <w:t xml:space="preserve">      "node"</w:t>
+      </w:r>
+    </w:p>
+    <w:p>
+      <w:pPr>
+        <w:pStyle w:val="SourceCode"/>
+      </w:pPr>
+      <w:r>
+        <w:t xml:space="preserve">    ],</w:t>
+      </w:r>
+    </w:p>
+    <w:p>
+      <w:pPr>
+        <w:pStyle w:val="SourceCode"/>
+      </w:pPr>
+      <w:r>
+        <w:t xml:space="preserve">    "moduleDetection": "force"</w:t>
+      </w:r>
+    </w:p>
+    <w:p>
+      <w:pPr>
+        <w:pStyle w:val="SourceCode"/>
+      </w:pPr>
+      <w:r>
+        <w:t xml:space="preserve">  },</w:t>
+      </w:r>
+    </w:p>
+    <w:p>
+      <w:pPr>
+        <w:pStyle w:val="SourceCode"/>
+      </w:pPr>
+      <w:r>
+        <w:t xml:space="preserve">  "include": [</w:t>
+      </w:r>
+    </w:p>
+    <w:p>
+      <w:pPr>
+        <w:pStyle w:val="SourceCode"/>
+        <w:keepNext/>
+      </w:pPr>
+      <w:r>
+        <w:t xml:space="preserve">    "src/**/*.ts"</w:t>
+      </w:r>
+    </w:p>
+    <w:p>
+      <w:pPr>
+        <w:pStyle w:val="SourceCode"/>
+        <w:keepNext/>
+      </w:pPr>
+      <w:r>
+        <w:t xml:space="preserve">  ]</w:t>
+      </w:r>
+    </w:p>
+    <w:p>
+      <w:pPr>
+        <w:pStyle w:val="SourceCode"/>
+      </w:pPr>
+      <w:r>
+        <w:t>}</w:t>
+      </w:r>
+    </w:p>
+    <w:p>
+      <w:pPr>
+        <w:keepNext/>
+      </w:pPr>
+    </w:p>
+    <w:p>
+      <w:r>
+        <w:t>You save each source file in its language's section below, as each is shown, the same way.</w:t>
       </w:r>
     </w:p>
     <w:p>
@@ -910,7 +1199,7 @@
         <w:keepNext/>
       </w:pPr>
       <w:r>
-        <w:t>Save each source and supporting file from this lesson into the matching path in the project layout. As in Chapter 1, nano ./c/basic_record.c creates and opens one: type the file, then save and close it with Ctrl+O, Enter, then Ctrl+X. Then install the TypeScript compiler for this project.</w:t>
+        <w:t>Then create the C#, Go, and TypeScript project files with the same commands as on Windows; cd moves into ./typescript for the npm lines, and cd .. moves back.</w:t>
       </w:r>
     </w:p>
     <w:p>
@@ -921,9 +1210,118 @@
     <w:p>
       <w:pPr>
         <w:pStyle w:val="CommandBlock"/>
-      </w:pPr>
-      <w:r>
-        <w:t>npm --prefix ./typescript install --ignore-scripts --no-audit --no-fund</w:t>
+        <w:keepNext/>
+      </w:pPr>
+      <w:r>
+        <w:t>dotnet new console -o ./csharp/BasicRecord</w:t>
+      </w:r>
+    </w:p>
+    <w:p>
+      <w:pPr>
+        <w:pStyle w:val="CommandBlock"/>
+        <w:keepNext/>
+      </w:pPr>
+      <w:r>
+        <w:t>dotnet new console -o ./csharp/Record</w:t>
+      </w:r>
+    </w:p>
+    <w:p>
+      <w:pPr>
+        <w:pStyle w:val="CommandBlock"/>
+        <w:keepNext/>
+      </w:pPr>
+      <w:r>
+        <w:t>go -C ./go mod init example.com/record</w:t>
+      </w:r>
+    </w:p>
+    <w:p>
+      <w:pPr>
+        <w:pStyle w:val="CommandBlock"/>
+        <w:keepNext/>
+      </w:pPr>
+      <w:r>
+        <w:t>cd ./typescript</w:t>
+      </w:r>
+    </w:p>
+    <w:p>
+      <w:pPr>
+        <w:pStyle w:val="CommandBlock"/>
+        <w:keepNext/>
+      </w:pPr>
+      <w:r>
+        <w:t>npm init -y</w:t>
+      </w:r>
+    </w:p>
+    <w:p>
+      <w:pPr>
+        <w:pStyle w:val="CommandBlock"/>
+        <w:keepNext/>
+      </w:pPr>
+      <w:r>
+        <w:t>npm pkg set name=record-typescript type=module</w:t>
+      </w:r>
+    </w:p>
+    <w:p>
+      <w:pPr>
+        <w:pStyle w:val="CommandBlock"/>
+        <w:keepNext/>
+      </w:pPr>
+      <w:r>
+        <w:t>npm pkg set private=true --json</w:t>
+      </w:r>
+    </w:p>
+    <w:p>
+      <w:pPr>
+        <w:pStyle w:val="CommandBlock"/>
+        <w:keepNext/>
+      </w:pPr>
+      <w:r>
+        <w:t>npm pkg set "scripts.check=tsc --noEmit" "scripts.build=tsc --noEmitOnError"</w:t>
+      </w:r>
+    </w:p>
+    <w:p>
+      <w:pPr>
+        <w:pStyle w:val="CommandBlock"/>
+        <w:keepNext/>
+      </w:pPr>
+      <w:r>
+        <w:t>npm pkg delete version description main keywords author license scripts.test</w:t>
+      </w:r>
+    </w:p>
+    <w:p>
+      <w:pPr>
+        <w:pStyle w:val="CommandBlock"/>
+        <w:keepNext/>
+      </w:pPr>
+      <w:r>
+        <w:t>npm install --save-dev --save-exact typescript@7.0.2 @types/node@24.13.5 \</w:t>
+      </w:r>
+    </w:p>
+    <w:p>
+      <w:pPr>
+        <w:pStyle w:val="CommandBlock"/>
+        <w:keepNext/>
+      </w:pPr>
+      <w:r>
+        <w:t xml:space="preserve">    --ignore-scripts --no-audit --no-fund</w:t>
+      </w:r>
+    </w:p>
+    <w:p>
+      <w:pPr>
+        <w:pStyle w:val="CommandBlock"/>
+      </w:pPr>
+      <w:r>
+        <w:t>cd ..</w:t>
+      </w:r>
+    </w:p>
+    <w:p>
+      <w:pPr>
+        <w:keepNext/>
+      </w:pPr>
+    </w:p>
+    <w:p>
+      <w:r>
+        <w:t>Type typescript/tsconfig.json exactly as shown in the Windows setup. You save each source file in its language's section below, as each is shown. As in Chapter 1, nano ./c/basic_record.c creates and opens one: type the file, then save and close it with Ctrl+O, Enter, then Ctrl+X.</w:t>
       </w:r>
     </w:p>
     <w:p>
@@ -13152,6 +13550,11 @@
       </w:r>
     </w:p>
     <w:p>
+      <w:r>
+        <w:t>These are the files the setup commands wrote, shown here so you can check yours. Your go line shows your own Go version, and the blank lines and the order of the package.json fields may differ.</w:t>
+      </w:r>
+    </w:p>
+    <w:p>
       <w:pPr>
         <w:keepNext/>
       </w:pPr>
@@ -13486,164 +13889,6 @@
       </w:pPr>
       <w:r>
         <w:t xml:space="preserve">  }</w:t>
-      </w:r>
-    </w:p>
-    <w:p>
-      <w:pPr>
-        <w:pStyle w:val="SourceCode"/>
-      </w:pPr>
-      <w:r>
-        <w:t>}</w:t>
-      </w:r>
-    </w:p>
-    <w:p>
-      <w:pPr>
-        <w:keepNext/>
-      </w:pPr>
-    </w:p>
-    <w:p>
-      <w:pPr>
-        <w:keepNext/>
-      </w:pPr>
-    </w:p>
-    <w:p>
-      <w:pPr>
-        <w:pStyle w:val="Heading2"/>
-      </w:pPr>
-      <w:r>
-        <w:t>typescript/tsconfig.json</w:t>
-      </w:r>
-    </w:p>
-    <w:p>
-      <w:pPr>
-        <w:pStyle w:val="SourceCode"/>
-        <w:keepNext/>
-      </w:pPr>
-      <w:r>
-        <w:t>{</w:t>
-      </w:r>
-    </w:p>
-    <w:p>
-      <w:pPr>
-        <w:pStyle w:val="SourceCode"/>
-        <w:keepNext/>
-      </w:pPr>
-      <w:r>
-        <w:t xml:space="preserve">  "compilerOptions": {</w:t>
-      </w:r>
-    </w:p>
-    <w:p>
-      <w:pPr>
-        <w:pStyle w:val="SourceCode"/>
-      </w:pPr>
-      <w:r>
-        <w:t xml:space="preserve">    "target": "ES2022",</w:t>
-      </w:r>
-    </w:p>
-    <w:p>
-      <w:pPr>
-        <w:pStyle w:val="SourceCode"/>
-      </w:pPr>
-      <w:r>
-        <w:t xml:space="preserve">    "module": "NodeNext",</w:t>
-      </w:r>
-    </w:p>
-    <w:p>
-      <w:pPr>
-        <w:pStyle w:val="SourceCode"/>
-      </w:pPr>
-      <w:r>
-        <w:t xml:space="preserve">    "moduleResolution": "NodeNext",</w:t>
-      </w:r>
-    </w:p>
-    <w:p>
-      <w:pPr>
-        <w:pStyle w:val="SourceCode"/>
-      </w:pPr>
-      <w:r>
-        <w:t xml:space="preserve">    "rootDir": "src",</w:t>
-      </w:r>
-    </w:p>
-    <w:p>
-      <w:pPr>
-        <w:pStyle w:val="SourceCode"/>
-      </w:pPr>
-      <w:r>
-        <w:t xml:space="preserve">    "outDir": "dist",</w:t>
-      </w:r>
-    </w:p>
-    <w:p>
-      <w:pPr>
-        <w:pStyle w:val="SourceCode"/>
-      </w:pPr>
-      <w:r>
-        <w:t xml:space="preserve">    "strict": true,</w:t>
-      </w:r>
-    </w:p>
-    <w:p>
-      <w:pPr>
-        <w:pStyle w:val="SourceCode"/>
-      </w:pPr>
-      <w:r>
-        <w:t xml:space="preserve">    "types": [</w:t>
-      </w:r>
-    </w:p>
-    <w:p>
-      <w:pPr>
-        <w:pStyle w:val="SourceCode"/>
-      </w:pPr>
-      <w:r>
-        <w:t xml:space="preserve">      "node"</w:t>
-      </w:r>
-    </w:p>
-    <w:p>
-      <w:pPr>
-        <w:pStyle w:val="SourceCode"/>
-      </w:pPr>
-      <w:r>
-        <w:t xml:space="preserve">    ],</w:t>
-      </w:r>
-    </w:p>
-    <w:p>
-      <w:pPr>
-        <w:pStyle w:val="SourceCode"/>
-      </w:pPr>
-      <w:r>
-        <w:t xml:space="preserve">    "moduleDetection": "force"</w:t>
-      </w:r>
-    </w:p>
-    <w:p>
-      <w:pPr>
-        <w:pStyle w:val="SourceCode"/>
-      </w:pPr>
-      <w:r>
-        <w:t xml:space="preserve">  },</w:t>
-      </w:r>
-    </w:p>
-    <w:p>
-      <w:pPr>
-        <w:pStyle w:val="SourceCode"/>
-      </w:pPr>
-      <w:r>
-        <w:t xml:space="preserve">  "include": [</w:t>
-      </w:r>
-    </w:p>
-    <w:p>
-      <w:pPr>
-        <w:pStyle w:val="SourceCode"/>
-        <w:keepNext/>
-      </w:pPr>
-      <w:r>
-        <w:t xml:space="preserve">    "src/**/*.ts"</w:t>
-      </w:r>
-    </w:p>
-    <w:p>
-      <w:pPr>
-        <w:pStyle w:val="SourceCode"/>
-        <w:keepNext/>
-      </w:pPr>
-      <w:r>
-        <w:t xml:space="preserve">  ]</w:t>
       </w:r>
     </w:p>
     <w:p>
@@ -14864,31 +15109,31 @@
       </w:rPr>
     </w:lvl>
   </w:abstractNum>
-  <w:num w:numId="1" w16cid:durableId="1883665647">
+  <w:num w:numId="1" w16cid:durableId="1165634029">
     <w:abstractNumId w:val="8"/>
   </w:num>
-  <w:num w:numId="2" w16cid:durableId="689378529">
+  <w:num w:numId="2" w16cid:durableId="1094280072">
     <w:abstractNumId w:val="6"/>
   </w:num>
-  <w:num w:numId="3" w16cid:durableId="280116028">
+  <w:num w:numId="3" w16cid:durableId="378941062">
     <w:abstractNumId w:val="5"/>
   </w:num>
-  <w:num w:numId="4" w16cid:durableId="1216551273">
+  <w:num w:numId="4" w16cid:durableId="1382287969">
     <w:abstractNumId w:val="4"/>
   </w:num>
-  <w:num w:numId="5" w16cid:durableId="526649177">
+  <w:num w:numId="5" w16cid:durableId="773597762">
     <w:abstractNumId w:val="7"/>
   </w:num>
-  <w:num w:numId="6" w16cid:durableId="1624800346">
+  <w:num w:numId="6" w16cid:durableId="1830291577">
     <w:abstractNumId w:val="3"/>
   </w:num>
-  <w:num w:numId="7" w16cid:durableId="742146799">
+  <w:num w:numId="7" w16cid:durableId="1685325381">
     <w:abstractNumId w:val="2"/>
   </w:num>
-  <w:num w:numId="8" w16cid:durableId="677119689">
+  <w:num w:numId="8" w16cid:durableId="818616185">
     <w:abstractNumId w:val="1"/>
   </w:num>
-  <w:num w:numId="9" w16cid:durableId="551620422">
+  <w:num w:numId="9" w16cid:durableId="1473981886">
     <w:abstractNumId w:val="0"/>
   </w:num>
 </w:numbering>

--- a/Volume 1/Chapter 02 - Language Fundamentals/SPA_Vol1_Ch2_Lesson2_9_Structs_Classes.docx
+++ b/Volume 1/Chapter 02 - Language Fundamentals/SPA_Vol1_Ch2_Lesson2_9_Structs_Classes.docx
@@ -95,10 +95,7 @@
     </w:p>
     <w:p>
       <w:r>
-        <w:t>Every program so far kept each fact in its own variable. Four facts about one server become four variables that nothing ties together, a print function with four parameters, and a second server that doubles all of it. A record ties the facts together under one name: web_01.port belongs to web_01, one argument carries the whole server, and a fifth fact is added to the type once. Both Chapter 2 projects need this: the System Information Utility describes one host with several facts, and the Command-Line Surve</w:t>
-      </w:r>
-      <w:r>
-        <w:t>y Application keeps one person's answers together. The lesson also settles a question that causes quiet bugs: when a record is passed to a function, does the function get the record or a copy of it? And some facts may only take one of a few values: a server's environment is production, staging, or development, never "prodution". An enumeration makes the compiler enforce that list.</w:t>
+        <w:t>Every program so far kept each fact in its own variable. Four facts about one server become four variables that nothing ties together, a print function with four parameters, and a second server that doubles all of it. A record ties the facts together under one name: web_01.port belongs to web_01, one argument carries the whole server, and a fifth fact is added to the type once. Both Chapter 2 projects need this: the System Information Utility describes one host with several facts, and the Command-Line Survey Application keeps one person's answers together. The lesson also settles a question that causes quiet bugs: when a record is passed to a function, does the function get the record or a copy of it? And some facts may only take one of a few values: a server's environment is production, staging, or development, never "prodution". An enumeration makes the compiler enforce that list.</w:t>
       </w:r>
     </w:p>
     <w:p>
@@ -181,13 +178,7 @@
         <w:pStyle w:val="ListBullet"/>
       </w:pPr>
       <w:r>
-        <w:t>Each language spells the enum its own way, with one thing to watch in each. C: enum Environment { PRODUCTION, STAGING, DEVELOPMENT }; the names are plain ints, 0, 1, 2, so C accepts any int in the field, and %d prints PRODUCTION as 0. C++: enum class Environment, written Environment::Production; it never becomes an int by itself, so printing it needs a cast (a number) or a name function (text). C#: enum Environment; ToString() gives the name, Production. Go has no enum keyword: type Environment int plus a c</w:t>
-      </w:r>
-      <w:r>
-        <w:t>onst group numbered by iota stands in for one; Go refuses an int variable in the field, but a bare number such as 443 is accepted, because a plain number takes the field's type, and prints unknown. Python: class Environment(Enum) from the enum module; a member prints as Environment.PRODUCTION, so .name (PRODUCTION) or .value (production) gives plain text. TypeScript: enum Environment with text values, Production = "production"; many programs use a union of text values, type Environment = "production" | "sta</w:t>
-      </w:r>
-      <w:r>
-        <w:t>ging" | "development", instead.</w:t>
+        <w:t>Each language spells the enum its own way, with one thing to watch in each. C: enum Environment { PRODUCTION, STAGING, DEVELOPMENT }; the names are plain ints, 0, 1, 2, so C accepts any int in the field, and %d prints PRODUCTION as 0. C++: enum class Environment, written Environment::Production; it never becomes an int by itself, so printing it needs a cast (a number) or a name function (text). C#: enum Environment; ToString() gives the name, Production. Go has no enum keyword: type Environment int plus a const group numbered by iota stands in for one; Go refuses an int variable in the field, but a bare number such as 443 is accepted, because a plain number takes the field's type, and prints unknown. Python: class Environment(Enum) from the enum module; a member prints as Environment.PRODUCTION, so .name (PRODUCTION) or .value (production) gives plain text. TypeScript: enum Environment with text values, Production = "production"; many programs use a union of text values, type Environment = "production" | "staging" | "development", instead.</w:t>
       </w:r>
     </w:p>
     <w:p>
@@ -435,10 +426,7 @@
         <w:pStyle w:val="ListBullet"/>
       </w:pPr>
       <w:r>
-        <w:t>Every implementation defines an Environment enumeration with three names, production, staging, and development, and a Server record with four fields, hostname, environment (an Environment), port, and enabled. It creates web-01 in production on port 443, enabled, and passes it to print_server, which prints Server, Environment (the enum's text: through an environment_name switch in C, C++, and Go, ToString().ToLower() in C#, .value in Python, and the enum's text value in TypeScript), Port, and Enabled, choosi</w:t>
-      </w:r>
-      <w:r>
-        <w:t>ng yes or no with an if.</w:t>
+        <w:t>Every implementation defines an Environment enumeration with three names, production, staging, and development, and a Server record with four fields, hostname, environment (an Environment), port, and enabled. It creates web-01 in production on port 443, enabled, and passes it to print_server, which prints Server, Environment (the enum's text: through an environment_name switch in C, C++, and Go, ToString().ToLower() in C#, .value in Python, and the enum's text value in TypeScript), Port, and Enabled, choosing yes or no with an if.</w:t>
       </w:r>
     </w:p>
     <w:p>
@@ -454,10 +442,7 @@
         <w:pStyle w:val="ListBullet"/>
       </w:pPr>
       <w:r>
-        <w:t>The Production-Minded version builds the record in create_server, which returns it (in C#, Python, and TypeScript create_server calls the constructor), and changes it through update_server, which receives the caller's own record: C passes &amp;web_01 to a struct Server * parameter, C++ takes Server &amp;, Go passes &amp;web01 to a *Server parameter, and C#, Python, and TypeScript pass the object itself. Each language names the functions in its own style, such as UpdateServer in C# and updateServer in C++, Go, and TypeS</w:t>
-      </w:r>
-      <w:r>
-        <w:t>cript.</w:t>
+        <w:t>The Production-Minded version builds the record in create_server, which returns it (in C#, Python, and TypeScript create_server calls the constructor), and changes it through update_server, which receives the caller's own record: C passes &amp;web_01 to a struct Server * parameter, C++ takes Server &amp;, Go passes &amp;web01 to a *Server parameter, and C#, Python, and TypeScript pass the object itself. Each language names the functions in its own style, such as UpdateServer in C# and updateServer in C++, Go, and TypeScript.</w:t>
       </w:r>
     </w:p>
     <w:p>
@@ -1349,10 +1334,7 @@
     </w:p>
     <w:p>
       <w:r>
-        <w:t>C's record is the struct. struct Server { ... }; lists the fields, and struct Server web_01 = { ... }; creates one record with its fields filled in the order they were declared. A struct is a value, like an int: assigning it or passing it to a function copies all of its fields. That is why the Production-Minded update_server takes a pointer, struct Server *, and reaches the fields with -&gt;, so its change lands in main's record and not in a copy. The environment is an enum Environment, one of PRODUCTION, STAG</w:t>
-      </w:r>
-      <w:r>
-        <w:t>ING, or DEVELOPMENT. C stores each name as a plain int, 0, 1, or 2, so printf cannot print its name: environment_name turns it into text with a switch.</w:t>
+        <w:t>C's record is the struct. struct Server { ... }; lists the fields, and struct Server web_01 = { ... }; creates one record with its fields filled in the order they were declared. A struct is a value, like an int: assigning it or passing it to a function copies all of its fields. That is why the Production-Minded update_server takes a pointer, struct Server *, and reaches the fields with -&gt;, so its change lands in main's record and not in a copy. The environment is an enum Environment, one of PRODUCTION, STAGING, or DEVELOPMENT. C stores each name as a plain int, 0, 1, or 2, so printf cannot print its name: environment_name turns it into text with a switch.</w:t>
       </w:r>
     </w:p>
     <w:p>
@@ -3378,10 +3360,7 @@
     </w:p>
     <w:p>
       <w:r>
-        <w:t>C++ has both struct and class, and they differ only in what is visible from outside. For a record whose fields are all visible, struct is the plainer choice. Server web01 = { ... }; creates a record with its fields filled in the order they were declared, and, unlike C, the use needs no struct keyword. As in Lesson 2.7, a parameter without &amp; is a copy and a parameter with &amp; is the caller's own variable, so the Production-Minded updateServer takes Server &amp;. The environment is an enum class Environment, writte</w:t>
-      </w:r>
-      <w:r>
-        <w:t>n Environment::Production. Unlike C's plain enum, it never turns into an int by itself, so std::cout cannot print it: environmentName turns it into text with a switch.</w:t>
+        <w:t>C++ has both struct and class, and they differ only in what is visible from outside. For a record whose fields are all visible, struct is the plainer choice. Server web01 = { ... }; creates a record with its fields filled in the order they were declared, and, unlike C, the use needs no struct keyword. As in Lesson 2.7, a parameter without &amp; is a copy and a parameter with &amp; is the caller's own variable, so the Production-Minded updateServer takes Server &amp;. The environment is an enum class Environment, written Environment::Production. Unlike C's plain enum, it never turns into an int by itself, so std::cout cannot print it: environmentName turns it into text with a switch.</w:t>
       </w:r>
     </w:p>
     <w:p>
@@ -5465,10 +5444,7 @@
     </w:p>
     <w:p>
       <w:r>
-        <w:t>C# keeps a record in a class. class Server lists the fields and a constructor, the method that fills a new instance, and new Server(...) creates one. The class holds only data and its constructor, so it stays a record. A class instance is passed as the object itself, not copied, so the Production-Minded UpdateServer needs nothing extra to change Main's record. C# also has struct, which is copied like C's; this lesson leaves it aside. The environment is an enum Environment, written Environment.Production. An</w:t>
-      </w:r>
-      <w:r>
-        <w:t xml:space="preserve"> enum's ToString() gives its name, Production, so ToString().ToLower() prints production.</w:t>
+        <w:t>C# keeps a record in a class. class Server lists the fields and a constructor, the method that fills a new instance, and new Server(...) creates one. The class holds only data and its constructor, so it stays a record. A class instance is passed as the object itself, not copied, so the Production-Minded UpdateServer needs nothing extra to change Main's record. C# also has struct, which is copied like C's; this lesson leaves it aside. The environment is an enum Environment, written Environment.Production. An enum's ToString() gives its name, Production, so ToString().ToLower() prints production.</w:t>
       </w:r>
     </w:p>
     <w:p>
@@ -7646,10 +7622,7 @@
     </w:p>
     <w:p>
       <w:r>
-        <w:t>Go's record is the struct. type Server struct { ... } lists the fields, each name and then its type, and Server{hostname: "web-01", ...} creates one record with its fields named. A struct is copied when it is passed or returned, so the Production-Minded updateServer takes *Server and main passes &amp;web01, as Lesson 2.7 did to let a function change a slice's length. Go has no enum keyword: type Environment int and a const group numbered by iota stand in for one, so Production is 0, Staging 1, and Development 2</w:t>
-      </w:r>
-      <w:r>
-        <w:t>, and environmentName turns each into text with a switch.</w:t>
+        <w:t>Go's record is the struct. type Server struct { ... } lists the fields, each name and then its type, and Server{hostname: "web-01", ...} creates one record with its fields named. A struct is copied when it is passed or returned, so the Production-Minded updateServer takes *Server and main passes &amp;web01, as Lesson 2.7 did to let a function change a slice's length. Go has no enum keyword: type Environment int and a const group numbered by iota stand in for one, so Production is 0, Staging 1, and Development 2, and environmentName turns each into text with a switch.</w:t>
       </w:r>
     </w:p>
     <w:p>
@@ -9815,10 +9788,7 @@
     </w:p>
     <w:p>
       <w:r>
-        <w:t xml:space="preserve">Python's record is a class. class Server: with an __init__ method defines it: __init__ runs when Server(...) creates an instance and stores each value in self, the new instance. The class holds only __init__, so it stays a record. An instance is passed as itself, never copied, so the Production-Minded update_server changes main's web_01 with no extra marking. The environment is an Environment member from the enum module's Enum. Each member has a name, PRODUCTION, and a value, "production", and .value gives </w:t>
-      </w:r>
-      <w:r>
-        <w:t>the text to print.</w:t>
+        <w:t>Python's record is a class. class Server: with an __init__ method defines it: __init__ runs when Server(...) creates an instance and stores each value in self, the new instance. The class holds only __init__, so it stays a record. An instance is passed as itself, never copied, so the Production-Minded update_server changes main's web_01 with no extra marking. The environment is an Environment member from the enum module's Enum. Each member has a name, PRODUCTION, and a value, "production", and .value gives the text to print.</w:t>
       </w:r>
     </w:p>
     <w:p>
@@ -11622,10 +11592,7 @@
     </w:p>
     <w:p>
       <w:r>
-        <w:t>TypeScript's record is a class. class Server declares each field with its type and a constructor that fills them, and new Server(...) creates one object. The class holds only its fields and the constructor, so it stays a record. An object is passed as itself, never copied, so the Production-Minded updateServer changes main's web01 with no extra marking. The environment is an enum Environment whose names carry text values, Production = "production", so console.log prints the text directly. Many TypeScript pr</w:t>
-      </w:r>
-      <w:r>
-        <w:t>ograms write the same idea as a union of text values, type Environment = "production" | "staging" | "development".</w:t>
+        <w:t>TypeScript's record is a class. class Server declares each field with its type and a constructor that fills them, and new Server(...) creates one object. The class holds only its fields and the constructor, so it stays a record. An object is passed as itself, never copied, so the Production-Minded updateServer changes main's web01 with no extra marking. The environment is an enum Environment whose names carry text values, Production = "production", so console.log prints the text directly. Many TypeScript programs write the same idea as a union of text values, type Environment = "production" | "staging" | "development".</w:t>
       </w:r>
     </w:p>
     <w:p>
@@ -14262,10 +14229,7 @@
     </w:p>
     <w:p>
       <w:r>
-        <w:t>A record is how both Chapter 2 projects carry their facts. The System Information Utility gathers a host name, operating-system family, CPU count, and total memory: a HostInfo record holds them together, a create function fills it from what Lessons 2.14 and 2.15 read, and a print function like print_server prints the report. The Command-Line Survey Application keeps one person's answers, the server, environment, and port asked for in Lesson 2.3, in one record instead of separate variables, filled as the que</w:t>
-      </w:r>
-      <w:r>
-        <w:t>stions are answered and printed as the final summary; the Environment enum is the fixed list an environment answer must match. Server, create_server, and print_server are that piece. Lesson 2.10 moves them into their own module and calls them from the entry file, which is exactly its goal.</w:t>
+        <w:t>A record is how both Chapter 2 projects carry their facts. The System Information Utility gathers a host name, operating-system family, CPU count, and total memory: a HostInfo record holds them together, a create function fills it from what Lessons 2.14 and 2.15 read, and a print function like print_server prints the report. The Command-Line Survey Application keeps one person's answers, the server, environment, and port asked for in Lesson 2.3, in one record instead of separate variables, filled as the questions are answered and printed as the final summary; the Environment enum is the fixed list an environment answer must match. Server, create_server, and print_server are that piece. Lesson 2.10 moves them into their own module and calls them from the entry file, which is exactly its goal.</w:t>
       </w:r>
     </w:p>
     <w:p>
@@ -14306,10 +14270,7 @@
         <w:pStyle w:val="ListBullet"/>
       </w:pPr>
       <w:r>
-        <w:t>Directly after the second call that prints web-01, create db-01: a database server in staging on port 5432, enabled. Create it the same way web-01 was created, with the enum's staging name: create_server("db-01", STAGING, 5432, true) in C, createServer("db-01", Environment::Staging, 5432, true) in C++, createServer("db-01", Staging, 5432, true) in Go, CreateServer("db-01", Environment.Staging, 5432, true) in C#, createServer("db-01", Environment.Staging, 5432, true) in TypeScript, and create_server("db-01",</w:t>
-      </w:r>
-      <w:r>
-        <w:t xml:space="preserve"> Environment.STAGING, 5432, True) in Python. Store it in db_01 (db01) and pass it to print_server.</w:t>
+        <w:t>Directly after the second call that prints web-01, create db-01: a database server in staging on port 5432, enabled. Create it the same way web-01 was created, with the enum's staging name: create_server("db-01", STAGING, 5432, true) in C, createServer("db-01", Environment::Staging, 5432, true) in C++, createServer("db-01", Staging, 5432, true) in Go, CreateServer("db-01", Environment.Staging, 5432, true) in C#, createServer("db-01", Environment.Staging, 5432, true) in TypeScript, and create_server("db-01", Environment.STAGING, 5432, True) in Python. Store it in db_01 (db01) and pass it to print_server.</w:t>
       </w:r>
     </w:p>
     <w:p>
@@ -14920,10 +14881,7 @@
     </w:p>
     <w:p>
       <w:r>
-        <w:t>A record keeps the related facts about one thing together under one name: the type lists the fields, an instance holds one set of values, and a field is read or changed with a dot. An enum limits a field to a fixed set of names, so a typo stops the build instead of printing wrong. A record is passed to a function and returned from one like any other value, with one difference that matters: C, C++, and Go hand a function a copy unless it is given the record's address or a reference, while C#, Python, and Typ</w:t>
-      </w:r>
-      <w:r>
-        <w:t>eScript hand it the object itself. Lesson 2.10 turns to modules: moving Server, create_server, and print_server into their own file and calling them from the program's entry file.</w:t>
+        <w:t>A record keeps the related facts about one thing together under one name: the type lists the fields, an instance holds one set of values, and a field is read or changed with a dot. An enum limits a field to a fixed set of names, so a typo stops the build instead of printing wrong. A record is passed to a function and returned from one like any other value, with one difference that matters: C, C++, and Go hand a function a copy unless it is given the record's address or a reference, while C#, Python, and TypeScript hand it the object itself. Lesson 2.10 turns to modules: moving Server, create_server, and print_server into their own file and calling them from the program's entry file.</w:t>
       </w:r>
     </w:p>
     <w:sectPr>
